--- a/zht/docx/039.content.docx
+++ b/zht/docx/039.content.docx
@@ -19,7 +19,7 @@
         <w:rPr>
           <w:lang w:val="zh_TW" w:bidi="zh_TW"/>
         </w:rPr>
-        <w:t>Resource: Tyndale Open Study Notes</w:t>
+        <w:t>Resource: Aquifer Open Study Notes (Profiles)</w:t>
       </w:r>
       <w:r>
         <w:rPr>
@@ -112,7 +112,7 @@
         <w:rPr>
           <w:lang w:val="zh_TW" w:bidi="zh_TW"/>
         </w:rPr>
-        <w:t>Tyndale Open Study Notes</w:t>
+        <w:t>Aquifer Open Study Notes (Profiles)</w:t>
       </w:r>
     </w:p>
     <w:p>

--- a/zht/docx/039.content.docx
+++ b/zht/docx/039.content.docx
@@ -233,36 +233,24 @@
         </w:rPr>
         <w:t>夏甲是撒萊的埃及使女，撒萊是亞伯蘭的妻子。當神吩咐亞伯蘭離開美索不達米亞時，祂應許亞伯蘭將有許多後裔，並得到一片新的土地（</w:t>
       </w:r>
-      <w:hyperlink r:id="rId13">
-        <w:r>
-          <w:rPr>
-            <w:lang w:val="zh_TW" w:bidi="zh_TW"/>
-          </w:rPr>
-          <w:rPr>
-            <w:color w:val="0000EE"/>
-            <w:u w:val="single"/>
-          </w:rPr>
-          <w:t>創12:2</w:t>
-        </w:r>
-      </w:hyperlink>
+      <w:r>
+        <w:rPr>
+          <w:lang w:val="zh_TW" w:bidi="zh_TW"/>
+        </w:rPr>
+        <w:t>創12:2</w:t>
+      </w:r>
       <w:r>
         <w:rPr>
           <w:lang w:val="zh_TW" w:bidi="zh_TW"/>
         </w:rPr>
         <w:t>、</w:t>
       </w:r>
-      <w:hyperlink r:id="rId14">
-        <w:r>
-          <w:rPr>
-            <w:lang w:val="zh_TW" w:bidi="zh_TW"/>
-          </w:rPr>
-          <w:rPr>
-            <w:color w:val="0000EE"/>
-            <w:u w:val="single"/>
-          </w:rPr>
-          <w:t>7</w:t>
-        </w:r>
-      </w:hyperlink>
+      <w:r>
+        <w:rPr>
+          <w:lang w:val="zh_TW" w:bidi="zh_TW"/>
+        </w:rPr>
+        <w:t>7</w:t>
+      </w:r>
       <w:r>
         <w:rPr>
           <w:lang w:val="zh_TW" w:bidi="zh_TW"/>
@@ -283,18 +271,12 @@
         </w:rPr>
         <w:t>然而，在迦南地住了十年仍無子嗣後，撒萊按照美索不達米亞的習俗，將夏甲給亞伯蘭為妾。任何由妾所生的兒子，都會被視為妻子的孩子（見</w:t>
       </w:r>
-      <w:hyperlink r:id="rId15">
-        <w:r>
-          <w:rPr>
-            <w:lang w:val="zh_TW" w:bidi="zh_TW"/>
-          </w:rPr>
-          <w:rPr>
-            <w:color w:val="0000EE"/>
-            <w:u w:val="single"/>
-          </w:rPr>
-          <w:t>創30:1–8</w:t>
-        </w:r>
-      </w:hyperlink>
+      <w:r>
+        <w:rPr>
+          <w:lang w:val="zh_TW" w:bidi="zh_TW"/>
+        </w:rPr>
+        <w:t>創30:1–8</w:t>
+      </w:r>
       <w:r>
         <w:rPr>
           <w:lang w:val="zh_TW" w:bidi="zh_TW"/>
@@ -315,18 +297,12 @@
         </w:rPr>
         <w:t>夏甲懷孕後輕視撒萊。撒萊嚴厲待她，於是夏甲逃到曠野（</w:t>
       </w:r>
-      <w:hyperlink r:id="rId16">
-        <w:r>
-          <w:rPr>
-            <w:lang w:val="zh_TW" w:bidi="zh_TW"/>
-          </w:rPr>
-          <w:rPr>
-            <w:color w:val="0000EE"/>
-            <w:u w:val="single"/>
-          </w:rPr>
-          <w:t>創16:4–6</w:t>
-        </w:r>
-      </w:hyperlink>
+      <w:r>
+        <w:rPr>
+          <w:lang w:val="zh_TW" w:bidi="zh_TW"/>
+        </w:rPr>
+        <w:t>創16:4–6</w:t>
+      </w:r>
       <w:r>
         <w:rPr>
           <w:lang w:val="zh_TW" w:bidi="zh_TW"/>
@@ -347,18 +323,12 @@
         </w:rPr>
         <w:t>夏甲生了一個名叫以實瑪利的兒子，那時亞伯蘭已經八十六歲（</w:t>
       </w:r>
-      <w:hyperlink r:id="rId17">
-        <w:r>
-          <w:rPr>
-            <w:lang w:val="zh_TW" w:bidi="zh_TW"/>
-          </w:rPr>
-          <w:rPr>
-            <w:color w:val="0000EE"/>
-            <w:u w:val="single"/>
-          </w:rPr>
-          <w:t>創16:1–16</w:t>
-        </w:r>
-      </w:hyperlink>
+      <w:r>
+        <w:rPr>
+          <w:lang w:val="zh_TW" w:bidi="zh_TW"/>
+        </w:rPr>
+        <w:t>創16:1–16</w:t>
+      </w:r>
       <w:r>
         <w:rPr>
           <w:lang w:val="zh_TW" w:bidi="zh_TW"/>
@@ -379,54 +349,36 @@
         </w:rPr>
         <w:t>十四年後，神賜給了亞伯拉罕和撒拉應許的兒子——以撒。當以撒大約三歲時斷奶，他們舉行了一場傳統的宴席。在這宴會中，以實瑪利嘲笑以撒（</w:t>
       </w:r>
-      <w:hyperlink r:id="rId18">
-        <w:r>
-          <w:rPr>
-            <w:lang w:val="zh_TW" w:bidi="zh_TW"/>
-          </w:rPr>
-          <w:rPr>
-            <w:color w:val="0000EE"/>
-            <w:u w:val="single"/>
-          </w:rPr>
-          <w:t>創21:9</w:t>
-        </w:r>
-      </w:hyperlink>
+      <w:r>
+        <w:rPr>
+          <w:lang w:val="zh_TW" w:bidi="zh_TW"/>
+        </w:rPr>
+        <w:t>創21:9</w:t>
+      </w:r>
       <w:r>
         <w:rPr>
           <w:lang w:val="zh_TW" w:bidi="zh_TW"/>
         </w:rPr>
         <w:t>），因此，撒拉堅決要求亞伯拉罕將夏甲和以實瑪利送走。神也認可這個決定（</w:t>
       </w:r>
-      <w:hyperlink r:id="rId19">
-        <w:r>
-          <w:rPr>
-            <w:lang w:val="zh_TW" w:bidi="zh_TW"/>
-          </w:rPr>
-          <w:rPr>
-            <w:color w:val="0000EE"/>
-            <w:u w:val="single"/>
-          </w:rPr>
-          <w:t>創21:12</w:t>
-        </w:r>
-      </w:hyperlink>
+      <w:r>
+        <w:rPr>
+          <w:lang w:val="zh_TW" w:bidi="zh_TW"/>
+        </w:rPr>
+        <w:t>創21:12</w:t>
+      </w:r>
       <w:r>
         <w:rPr>
           <w:lang w:val="zh_TW" w:bidi="zh_TW"/>
         </w:rPr>
         <w:t>），於是夏甲和以實瑪利離開，漂流在別是巴的曠野。當他們的水耗盡時，神以奇蹟拯救他們，並應許夏甲，以實瑪利將成為一個大國的先祖（</w:t>
       </w:r>
-      <w:hyperlink r:id="rId20">
-        <w:r>
-          <w:rPr>
-            <w:lang w:val="zh_TW" w:bidi="zh_TW"/>
-          </w:rPr>
-          <w:rPr>
-            <w:color w:val="0000EE"/>
-            <w:u w:val="single"/>
-          </w:rPr>
-          <w:t>創21:17–19</w:t>
-        </w:r>
-      </w:hyperlink>
+      <w:r>
+        <w:rPr>
+          <w:lang w:val="zh_TW" w:bidi="zh_TW"/>
+        </w:rPr>
+        <w:t>創21:17–19</w:t>
+      </w:r>
       <w:r>
         <w:rPr>
           <w:lang w:val="zh_TW" w:bidi="zh_TW"/>
@@ -447,18 +399,12 @@
         </w:rPr>
         <w:t>保羅在</w:t>
       </w:r>
-      <w:hyperlink r:id="rId21">
-        <w:r>
-          <w:rPr>
-            <w:lang w:val="zh_TW" w:bidi="zh_TW"/>
-          </w:rPr>
-          <w:rPr>
-            <w:color w:val="0000EE"/>
-            <w:u w:val="single"/>
-          </w:rPr>
-          <w:t>加拉太書四章22至31節</w:t>
-        </w:r>
-      </w:hyperlink>
+      <w:r>
+        <w:rPr>
+          <w:lang w:val="zh_TW" w:bidi="zh_TW"/>
+        </w:rPr>
+        <w:t>加拉太書四章22至31節</w:t>
+      </w:r>
       <w:r>
         <w:rPr>
           <w:lang w:val="zh_TW" w:bidi="zh_TW"/>
@@ -488,72 +434,48 @@
           <w:lang w:val="zh_TW" w:bidi="zh_TW"/>
         </w:rPr>
       </w:r>
-      <w:hyperlink r:id="rId17">
-        <w:r>
-          <w:rPr>
-            <w:lang w:val="zh_TW" w:bidi="zh_TW"/>
-          </w:rPr>
-          <w:rPr>
-            <w:color w:val="0000EE"/>
-            <w:u w:val="single"/>
-          </w:rPr>
-          <w:t>創16:1–16</w:t>
-        </w:r>
-      </w:hyperlink>
+      <w:r>
+        <w:rPr>
+          <w:lang w:val="zh_TW" w:bidi="zh_TW"/>
+        </w:rPr>
+        <w:t>創16:1–16</w:t>
+      </w:r>
       <w:r>
         <w:rPr>
           <w:lang w:val="zh_TW" w:bidi="zh_TW"/>
         </w:rPr>
         <w:t>，</w:t>
       </w:r>
-      <w:hyperlink r:id="rId22">
-        <w:r>
-          <w:rPr>
-            <w:lang w:val="zh_TW" w:bidi="zh_TW"/>
-          </w:rPr>
-          <w:rPr>
-            <w:color w:val="0000EE"/>
-            <w:u w:val="single"/>
-          </w:rPr>
-          <w:t>21:9–21</w:t>
-        </w:r>
-      </w:hyperlink>
+      <w:r>
+        <w:rPr>
+          <w:lang w:val="zh_TW" w:bidi="zh_TW"/>
+        </w:rPr>
+        <w:t>21:9–21</w:t>
+      </w:r>
       <w:r>
         <w:rPr>
           <w:lang w:val="zh_TW" w:bidi="zh_TW"/>
         </w:rPr>
         <w:t>，</w:t>
       </w:r>
-      <w:hyperlink r:id="rId23">
-        <w:r>
-          <w:rPr>
-            <w:lang w:val="zh_TW" w:bidi="zh_TW"/>
-          </w:rPr>
-          <w:rPr>
-            <w:color w:val="0000EE"/>
-            <w:u w:val="single"/>
-          </w:rPr>
-          <w:t>25:12</w:t>
-        </w:r>
-      </w:hyperlink>
+      <w:r>
+        <w:rPr>
+          <w:lang w:val="zh_TW" w:bidi="zh_TW"/>
+        </w:rPr>
+        <w:t>25:12</w:t>
+      </w:r>
       <w:r>
         <w:rPr>
           <w:lang w:val="zh_TW" w:bidi="zh_TW"/>
         </w:rPr>
         <w:t>；</w:t>
       </w:r>
-      <w:hyperlink r:id="rId21">
-        <w:r>
-          <w:rPr>
-            <w:lang w:val="zh_TW" w:bidi="zh_TW"/>
-          </w:rPr>
-          <w:rPr>
-            <w:color w:val="0000EE"/>
-            <w:u w:val="single"/>
-          </w:rPr>
-          <w:t>加4:22–31</w:t>
-        </w:r>
-      </w:hyperlink>
+      <w:r>
+        <w:rPr>
+          <w:lang w:val="zh_TW" w:bidi="zh_TW"/>
+        </w:rPr>
+        <w:t>加4:22–31</w:t>
+      </w:r>
       <w:r>
         <w:rPr>
           <w:lang w:val="zh_TW" w:bidi="zh_TW"/>
